--- a/downloads/assessment/assessment-papers.docx
+++ b/downloads/assessment/assessment-papers.docx
@@ -201,7 +201,7 @@
         </w:numPr>
       </w:pPr>
       <w:r>
-        <w:t xml:space="preserve">Reconstruct real images</w:t>
+        <w:t xml:space="preserve">Predict the next token</w:t>
       </w:r>
     </w:p>
     <w:p>
@@ -222,7 +222,7 @@
         </w:numPr>
       </w:pPr>
       <w:r>
-        <w:t xml:space="preserve">Tell real samples from generated ones</w:t>
+        <w:t xml:space="preserve">Maximise the likelihood of the data</w:t>
       </w:r>
     </w:p>
     <w:p>
@@ -243,7 +243,7 @@
         </w:numPr>
       </w:pPr>
       <w:r>
-        <w:t xml:space="preserve">Maximise the likelihood of the data</w:t>
+        <w:t xml:space="preserve">Tell real samples from generated ones</w:t>
       </w:r>
     </w:p>
     <w:p>
@@ -264,7 +264,7 @@
         </w:numPr>
       </w:pPr>
       <w:r>
-        <w:t xml:space="preserve">Predict the next token</w:t>
+        <w:t xml:space="preserve">Reconstruct real images</w:t>
       </w:r>
     </w:p>
     <w:p>
@@ -534,7 +534,7 @@
         </w:numPr>
       </w:pPr>
       <w:r>
-        <w:t xml:space="preserve">Attention is unchanged if the tokens are permuted, so order must be injected</w:t>
+        <w:t xml:space="preserve">The softmax needs positive inputs</w:t>
       </w:r>
     </w:p>
     <w:p>
@@ -555,7 +555,7 @@
         </w:numPr>
       </w:pPr>
       <w:r>
-        <w:t xml:space="preserve">Embeddings are too small</w:t>
+        <w:t xml:space="preserve">It reduces the parameter count</w:t>
       </w:r>
     </w:p>
     <w:p>
@@ -576,7 +576,7 @@
         </w:numPr>
       </w:pPr>
       <w:r>
-        <w:t xml:space="preserve">The softmax needs positive inputs</w:t>
+        <w:t xml:space="preserve">Attention is unchanged if the tokens are permuted, so order must be injected</w:t>
       </w:r>
     </w:p>
     <w:p>
@@ -597,7 +597,7 @@
         </w:numPr>
       </w:pPr>
       <w:r>
-        <w:t xml:space="preserve">It reduces the parameter count</w:t>
+        <w:t xml:space="preserve">Embeddings are too small</w:t>
       </w:r>
     </w:p>
     <w:p>
@@ -1063,7 +1063,7 @@
         </w:numPr>
       </w:pPr>
       <w:r>
-        <w:t xml:space="preserve">Reconstruct real images</w:t>
+        <w:t xml:space="preserve">Predict the next token</w:t>
       </w:r>
     </w:p>
     <w:p>
@@ -1084,7 +1084,7 @@
         </w:numPr>
       </w:pPr>
       <w:r>
-        <w:t xml:space="preserve">Tell real samples from generated ones</w:t>
+        <w:t xml:space="preserve">Maximise the likelihood of the data</w:t>
       </w:r>
     </w:p>
     <w:p>
@@ -1105,7 +1105,7 @@
         </w:numPr>
       </w:pPr>
       <w:r>
-        <w:t xml:space="preserve">Maximise the likelihood of the data</w:t>
+        <w:t xml:space="preserve">Tell real samples from generated ones</w:t>
       </w:r>
     </w:p>
     <w:p>
@@ -1126,7 +1126,7 @@
         </w:numPr>
       </w:pPr>
       <w:r>
-        <w:t xml:space="preserve">Predict the next token</w:t>
+        <w:t xml:space="preserve">Reconstruct real images</w:t>
       </w:r>
     </w:p>
     <w:p>
@@ -1517,7 +1517,7 @@
         </w:numPr>
       </w:pPr>
       <w:r>
-        <w:t xml:space="preserve">In 4-bit precision</w:t>
+        <w:t xml:space="preserve">In a vector database</w:t>
       </w:r>
     </w:p>
     <w:p>
@@ -1559,7 +1559,7 @@
         </w:numPr>
       </w:pPr>
       <w:r>
-        <w:t xml:space="preserve">In a vector database</w:t>
+        <w:t xml:space="preserve">In 4-bit precision</w:t>
       </w:r>
     </w:p>
     <w:p>
@@ -1769,7 +1769,7 @@
         </w:numPr>
       </w:pPr>
       <w:r>
-        <w:t xml:space="preserve">Close in a shared embedding space and non-matching pairs far apart</w:t>
+        <w:t xml:space="preserve">Share the same tokenizer</w:t>
       </w:r>
     </w:p>
     <w:p>
@@ -1811,7 +1811,7 @@
         </w:numPr>
       </w:pPr>
       <w:r>
-        <w:t xml:space="preserve">Share the same tokenizer</w:t>
+        <w:t xml:space="preserve">Have the same length</w:t>
       </w:r>
     </w:p>
     <w:p>
@@ -1832,7 +1832,7 @@
         </w:numPr>
       </w:pPr>
       <w:r>
-        <w:t xml:space="preserve">Have the same length</w:t>
+        <w:t xml:space="preserve">Close in a shared embedding space and non-matching pairs far apart</w:t>
       </w:r>
     </w:p>
     <w:p>
@@ -1958,7 +1958,7 @@
         </w:numPr>
       </w:pPr>
       <w:r>
-        <w:t xml:space="preserve">Reasoning, choosing an action (tool call), and reading the observation</w:t>
+        <w:t xml:space="preserve">Retrieval and chunking</w:t>
       </w:r>
     </w:p>
     <w:p>
@@ -2000,7 +2000,7 @@
         </w:numPr>
       </w:pPr>
       <w:r>
-        <w:t xml:space="preserve">Retrieval and chunking</w:t>
+        <w:t xml:space="preserve">Reasoning, choosing an action (tool call), and reading the observation</w:t>
       </w:r>
     </w:p>
     <w:p>
@@ -2154,7 +2154,7 @@
         </w:numPr>
       </w:pPr>
       <w:r>
-        <w:t xml:space="preserve">Overlap of n-grams between a candidate and a reference</w:t>
+        <w:t xml:space="preserve">Latency</w:t>
       </w:r>
     </w:p>
     <w:p>
@@ -2175,7 +2175,7 @@
         </w:numPr>
       </w:pPr>
       <w:r>
-        <w:t xml:space="preserve">Toxicity</w:t>
+        <w:t xml:space="preserve">Overlap of n-grams between a candidate and a reference</w:t>
       </w:r>
     </w:p>
     <w:p>
@@ -2196,7 +2196,7 @@
         </w:numPr>
       </w:pPr>
       <w:r>
-        <w:t xml:space="preserve">Latency</w:t>
+        <w:t xml:space="preserve">Toxicity</w:t>
       </w:r>
     </w:p>
     <w:p>
@@ -2357,7 +2357,7 @@
         </w:numPr>
       </w:pPr>
       <w:r>
-        <w:t xml:space="preserve">Finished requests leave the batch and new ones join at once</w:t>
+        <w:t xml:space="preserve">It reduces the model size</w:t>
       </w:r>
     </w:p>
     <w:p>
@@ -2378,7 +2378,7 @@
         </w:numPr>
       </w:pPr>
       <w:r>
-        <w:t xml:space="preserve">It makes each request faster</w:t>
+        <w:t xml:space="preserve">It removes the KV cache</w:t>
       </w:r>
     </w:p>
     <w:p>
@@ -2399,7 +2399,7 @@
         </w:numPr>
       </w:pPr>
       <w:r>
-        <w:t xml:space="preserve">It reduces the model size</w:t>
+        <w:t xml:space="preserve">It makes each request faster</w:t>
       </w:r>
     </w:p>
     <w:p>
@@ -2420,7 +2420,7 @@
         </w:numPr>
       </w:pPr>
       <w:r>
-        <w:t xml:space="preserve">It removes the KV cache</w:t>
+        <w:t xml:space="preserve">Finished requests leave the batch and new ones join at once</w:t>
       </w:r>
     </w:p>
     <w:p>
